--- a/reports/Звіт_ЛР8_CSS_і_макет_на_div_варіант_15.docx
+++ b/reports/Звіт_ЛР8_CSS_і_макет_на_div_варіант_15.docx
@@ -333,7 +333,7 @@
         </w:rPr>
         <w:t xml:space="preserve">Адреса сайту: </w:t>
       </w:r>
-      <w:hyperlink w:history="1" r:id="rIdm-jvmmumnpi-lh2exgqdu">
+      <w:hyperlink w:history="1" r:id="rId_okzhj6lbwqyjtzxbzjqi">
         <w:r>
           <w:rPr>
             <w:rStyle w:val="Hyperlink"/>
@@ -353,7 +353,7 @@
         </w:rPr>
         <w:t xml:space="preserve">Код сайту в репозиторії: </w:t>
       </w:r>
-      <w:hyperlink w:history="1" r:id="rIdo43c0b3tvopxpuj8q24ca">
+      <w:hyperlink w:history="1" r:id="rIdmmlcctx2qsjl6ibcq1qi5">
         <w:r>
           <w:rPr>
             <w:rStyle w:val="Hyperlink"/>
